--- a/data/outputs/v2/Grade11/Biology/Quizzes/SS1.4_Cell_Division/Biology_G11_SS1.4_Cell_Division_L7_AnswerKey.docx
+++ b/data/outputs/v2/Grade11/Biology/Quizzes/SS1.4_Cell_Division/Biology_G11_SS1.4_Cell_Division_L7_AnswerKey.docx
@@ -1590,7 +1590,7 @@
         </w:rPr>
         <w:t xml:space="preserve">© 2026 SeaVuria and ARES. Aligned with KICD objectives. Developed by SeaVuria; technical implementation by ARES (with AI assistance from Claude). Licensed under </w:t>
       </w:r>
-      <w:hyperlink w:history="1" r:id="rIdno1xmtl6i97mbot3dlxky">
+      <w:hyperlink w:history="1" r:id="rIdg5q9hku5kft4updsgkpth">
         <w:r>
           <w:rPr>
             <w:rFonts w:ascii="Arial" w:cs="Arial" w:eastAsia="Arial" w:hAnsi="Arial"/>
@@ -1611,7 +1611,7 @@
         </w:rPr>
         <w:t xml:space="preserve"> (</w:t>
       </w:r>
-      <w:hyperlink w:history="1" r:id="rIdpo9zpd9jh4yglwsy4xhao">
+      <w:hyperlink w:history="1" r:id="rIdvsf_8gpj1mpafnwjqwmsl">
         <w:r>
           <w:rPr>
             <w:rFonts w:ascii="Arial" w:cs="Arial" w:eastAsia="Arial" w:hAnsi="Arial"/>

--- a/data/outputs/v2/Grade11/Biology/Quizzes/SS1.4_Cell_Division/Biology_G11_SS1.4_Cell_Division_L7_AnswerKey.docx
+++ b/data/outputs/v2/Grade11/Biology/Quizzes/SS1.4_Cell_Division/Biology_G11_SS1.4_Cell_Division_L7_AnswerKey.docx
@@ -1590,7 +1590,7 @@
         </w:rPr>
         <w:t xml:space="preserve">© 2026 SeaVuria and ARES. Aligned with KICD objectives. Developed by SeaVuria; technical implementation by ARES (with AI assistance from Claude). Licensed under </w:t>
       </w:r>
-      <w:hyperlink w:history="1" r:id="rIdg5q9hku5kft4updsgkpth">
+      <w:hyperlink w:history="1" r:id="rIdooxyreb0puiulphj6qdc_">
         <w:r>
           <w:rPr>
             <w:rFonts w:ascii="Arial" w:cs="Arial" w:eastAsia="Arial" w:hAnsi="Arial"/>
@@ -1611,7 +1611,7 @@
         </w:rPr>
         <w:t xml:space="preserve"> (</w:t>
       </w:r>
-      <w:hyperlink w:history="1" r:id="rIdvsf_8gpj1mpafnwjqwmsl">
+      <w:hyperlink w:history="1" r:id="rIdjxifjoboznzanotf1xfpo">
         <w:r>
           <w:rPr>
             <w:rFonts w:ascii="Arial" w:cs="Arial" w:eastAsia="Arial" w:hAnsi="Arial"/>
